--- a/ВКР_TOP2A_синтез_олигонуклеотидов.docx
+++ b/ВКР_TOP2A_синтез_олигонуклеотидов.docx
@@ -11,24 +11,10 @@
         <w:rPr>
           <w:rFonts w:ascii="Times New Roman" w:hAnsi="Times New Roman" w:cs="Times New Roman"/>
           <w:b/>
-          <w:sz w:val="26"/>
-          <w:szCs w:val="26"/>
-        </w:rPr>
-        <w:t xml:space="preserve">МИНИСТЕРСТВО ОБРАЗОВАНИЯ И НАУКИ</w:t>
-      </w:r>
-    </w:p>
-    <w:p>
-      <w:pPr>
-        <w:jc w:val="center"/>
-        <w:spacing w:after="0" w:line="360" w:lineRule="auto"/>
-      </w:pPr>
-      <w:r>
-        <w:rPr>
-          <w:rFonts w:ascii="Times New Roman" w:hAnsi="Times New Roman" w:cs="Times New Roman"/>
           <w:sz w:val="24"/>
           <w:szCs w:val="24"/>
         </w:rPr>
-        <w:t xml:space="preserve">Высшее учебное заведение</w:t>
+        <w:t xml:space="preserve">МИНИСТЕРСТВО НАУКИ И ВЫСШЕГО ОБРАЗОВАНИЯ РОССИЙСКОЙ ФЕДЕРАЦИИ</w:t>
       </w:r>
     </w:p>
     <w:p>
@@ -39,10 +25,25 @@
       <w:r>
         <w:rPr>
           <w:rFonts w:ascii="Times New Roman" w:hAnsi="Times New Roman" w:cs="Times New Roman"/>
+          <w:sz w:val="22"/>
+          <w:szCs w:val="22"/>
+        </w:rPr>
+        <w:t xml:space="preserve">Федеральное государственное бюджетное образовательное учреждение высшего образования</w:t>
+      </w:r>
+    </w:p>
+    <w:p>
+      <w:pPr>
+        <w:jc w:val="center"/>
+        <w:spacing w:after="0" w:line="360" w:lineRule="auto"/>
+      </w:pPr>
+      <w:r>
+        <w:rPr>
+          <w:rFonts w:ascii="Times New Roman" w:hAnsi="Times New Roman" w:cs="Times New Roman"/>
+          <w:b/>
           <w:sz w:val="24"/>
           <w:szCs w:val="24"/>
         </w:rPr>
-        <w:t xml:space="preserve">Факультет биотехнологии и молекулярной биологии</w:t>
+        <w:t xml:space="preserve">«Российский химико-технологический университет имени Д. И. Менделеева»</w:t>
       </w:r>
     </w:p>
     <w:p>
@@ -53,10 +54,10 @@
       <w:r>
         <w:rPr>
           <w:rFonts w:ascii="Times New Roman" w:hAnsi="Times New Roman" w:cs="Times New Roman"/>
-          <w:sz w:val="24"/>
-          <w:szCs w:val="24"/>
-        </w:rPr>
-        <w:t xml:space="preserve">Кафедра молекулярной генетики и биоинженерии</w:t>
+          <w:sz w:val="22"/>
+          <w:szCs w:val="22"/>
+        </w:rPr>
+        <w:t xml:space="preserve">(РХТУ им. Д. И. Менделеева)</w:t>
       </w:r>
     </w:p>
     <w:p>
@@ -81,10 +82,24 @@
       <w:r>
         <w:rPr>
           <w:rFonts w:ascii="Times New Roman" w:hAnsi="Times New Roman" w:cs="Times New Roman"/>
-          <w:sz w:val="28"/>
-          <w:szCs w:val="28"/>
-        </w:rPr>
-        <w:t xml:space="preserve"/>
+          <w:sz w:val="22"/>
+          <w:szCs w:val="22"/>
+        </w:rPr>
+        <w:t xml:space="preserve">Факультет ______________________________________</w:t>
+      </w:r>
+    </w:p>
+    <w:p>
+      <w:pPr>
+        <w:jc w:val="center"/>
+        <w:spacing w:after="0" w:line="360" w:lineRule="auto"/>
+      </w:pPr>
+      <w:r>
+        <w:rPr>
+          <w:rFonts w:ascii="Times New Roman" w:hAnsi="Times New Roman" w:cs="Times New Roman"/>
+          <w:sz w:val="22"/>
+          <w:szCs w:val="22"/>
+        </w:rPr>
+        <w:t xml:space="preserve">Кафедра ______________________________________</w:t>
       </w:r>
     </w:p>
     <w:p>
@@ -198,7 +213,7 @@
           <w:sz w:val="28"/>
           <w:szCs w:val="28"/>
         </w:rPr>
-        <w:t xml:space="preserve">«Синтез олигонуклеотидов фосфорамидитным методом и анализ экспрессии гена TOP2A человека методом полимеразной цепной реакции»</w:t>
+        <w:t xml:space="preserve">«Синтез олигонуклеотидов для изучения экспрессии человеческого гена TOP2 методом полимеразной цепной реакции»</w:t>
       </w:r>
     </w:p>
     <w:p>
@@ -281,7 +296,7 @@
           <w:sz w:val="24"/>
           <w:szCs w:val="24"/>
         </w:rPr>
-        <w:t xml:space="preserve">Выполнил(а): студент(ка) выпускного курса</w:t>
+        <w:t xml:space="preserve">Выполнил: обучающийся выпускного курса</w:t>
       </w:r>
     </w:p>
     <w:p>
@@ -294,7 +309,7 @@
           <w:sz w:val="24"/>
           <w:szCs w:val="24"/>
         </w:rPr>
-        <w:t xml:space="preserve">____________________________ / Ф.И.О. /</w:t>
+        <w:t xml:space="preserve">Бахромов Жавохир Орифжонович  ____________</w:t>
       </w:r>
     </w:p>
     <w:p>
@@ -334,7 +349,7 @@
           <w:sz w:val="24"/>
           <w:szCs w:val="24"/>
         </w:rPr>
-        <w:t xml:space="preserve">к.б.н., доцент ____________ / Ф.И.О. /</w:t>
+        <w:t xml:space="preserve">канд. хим. наук  Соловьева Инна Николаевна  ____________</w:t>
       </w:r>
     </w:p>
     <w:p>
@@ -444,7 +459,7 @@
           <w:sz w:val="24"/>
           <w:szCs w:val="24"/>
         </w:rPr>
-        <w:t xml:space="preserve">Город — 2026</w:t>
+        <w:t xml:space="preserve">Москва — 2026</w:t>
       </w:r>
     </w:p>
     <w:p>

--- a/ВКР_TOP2A_синтез_олигонуклеотидов.docx
+++ b/ВКР_TOP2A_синтез_олигонуклеотидов.docx
@@ -85,7 +85,7 @@
           <w:sz w:val="22"/>
           <w:szCs w:val="22"/>
         </w:rPr>
-        <w:t xml:space="preserve">Факультет ______________________________________</w:t>
+        <w:t xml:space="preserve">Направление подготовки 18.03.01 — Химическая технология</w:t>
       </w:r>
     </w:p>
     <w:p>
@@ -99,7 +99,7 @@
           <w:sz w:val="22"/>
           <w:szCs w:val="22"/>
         </w:rPr>
-        <w:t xml:space="preserve">Кафедра ______________________________________</w:t>
+        <w:t xml:space="preserve">Направленность (профиль) «Химическая технология лекарственных препаратов»</w:t>
       </w:r>
     </w:p>
     <w:p>
